--- a/Documentación/Manual de usuario.docx
+++ b/Documentación/Manual de usuario.docx
@@ -2510,6 +2510,197 @@
     </w:p>
     <w:p>
       <w:pPr>
+        <w:pStyle w:val="Heading3"/>
+        <w:spacing w:before="200" w:after="120"/>
+      </w:pPr>
+      <w:r>
+        <w:rPr>
+          <w:rFonts w:eastAsia="Yu Gothic"/>
+        </w:rPr>
+        <w:t xml:space="preserve">Dibújalo tú</w:t>
+      </w:r>
+    </w:p>
+    <w:p>
+      <w:pPr>
+        <w:spacing w:before="0" w:after="120" w:line="276" w:lineRule="auto"/>
+      </w:pPr>
+      <w:r>
+        <w:rPr>
+          <w:rFonts w:eastAsia="Yu Gothic"/>
+        </w:rPr>
+        <w:t xml:space="preserve">Debajo de la tira hay un recuadro para </w:t>
+      </w:r>
+      <w:r>
+        <w:rPr>
+          <w:rFonts w:eastAsia="Yu Gothic"/>
+          <w:b/>
+        </w:rPr>
+        <w:t xml:space="preserve">escribir el kanji con el dedo</w:t>
+      </w:r>
+      <w:r>
+        <w:rPr>
+          <w:rFonts w:eastAsia="Yu Gothic"/>
+        </w:rPr>
+        <w:t xml:space="preserve"> (o con el ratón). Empiezas con 100 puntos y cada fallo resta; la app te dice si te has saltado el </w:t>
+      </w:r>
+      <w:r>
+        <w:rPr>
+          <w:rFonts w:eastAsia="Yu Gothic"/>
+          <w:b/>
+        </w:rPr>
+        <w:t xml:space="preserve">orden</w:t>
+      </w:r>
+      <w:r>
+        <w:rPr>
+          <w:rFonts w:eastAsia="Yu Gothic"/>
+        </w:rPr>
+        <w:t xml:space="preserve">, si has hecho un trazo </w:t>
+      </w:r>
+      <w:r>
+        <w:rPr>
+          <w:rFonts w:eastAsia="Yu Gothic"/>
+          <w:b/>
+        </w:rPr>
+        <w:t xml:space="preserve">al revés</w:t>
+      </w:r>
+      <w:r>
+        <w:rPr>
+          <w:rFonts w:eastAsia="Yu Gothic"/>
+        </w:rPr>
+        <w:t xml:space="preserve"> o si la </w:t>
+      </w:r>
+      <w:r>
+        <w:rPr>
+          <w:rFonts w:eastAsia="Yu Gothic"/>
+          <w:b/>
+        </w:rPr>
+        <w:t xml:space="preserve">forma</w:t>
+      </w:r>
+      <w:r>
+        <w:rPr>
+          <w:rFonts w:eastAsia="Yu Gothic"/>
+        </w:rPr>
+        <w:t xml:space="preserve"> no era esa, y te marca por dónde empieza el trazo que toca.</w:t>
+      </w:r>
+    </w:p>
+    <w:p>
+      <w:pPr>
+        <w:spacing w:before="0" w:after="120" w:line="276" w:lineRule="auto"/>
+      </w:pPr>
+      <w:r>
+        <w:rPr>
+          <w:rFonts w:eastAsia="Yu Gothic"/>
+        </w:rPr>
+        <w:t xml:space="preserve">El interruptor de al lado tiene dos posiciones:</w:t>
+      </w:r>
+    </w:p>
+    <w:p>
+      <w:pPr>
+        <w:pStyle w:val="ListParagraph"/>
+        <w:numPr>
+          <w:ilvl w:val="0"/>
+          <w:numId w:val="1"/>
+        </w:numPr>
+        <w:spacing w:before="0" w:after="60" w:line="276" w:lineRule="auto"/>
+        <w:ind w:left="360" w:hanging="360"/>
+      </w:pPr>
+      <w:r>
+        <w:rPr>
+          <w:rFonts w:eastAsia="Yu Gothic"/>
+          <w:b/>
+        </w:rPr>
+        <w:t xml:space="preserve">Prueba libre</w:t>
+      </w:r>
+      <w:r>
+        <w:rPr>
+          <w:rFonts w:eastAsia="Yu Gothic"/>
+        </w:rPr>
+        <w:t xml:space="preserve"> — el lienzo en blanco. Es como va por defecto.</w:t>
+      </w:r>
+    </w:p>
+    <w:p>
+      <w:pPr>
+        <w:pStyle w:val="ListParagraph"/>
+        <w:numPr>
+          <w:ilvl w:val="0"/>
+          <w:numId w:val="1"/>
+        </w:numPr>
+        <w:spacing w:before="0" w:after="60" w:line="276" w:lineRule="auto"/>
+        <w:ind w:left="360" w:hanging="360"/>
+      </w:pPr>
+      <w:r>
+        <w:rPr>
+          <w:rFonts w:eastAsia="Yu Gothic"/>
+          <w:b/>
+        </w:rPr>
+        <w:t xml:space="preserve">Enséñame</w:t>
+      </w:r>
+      <w:r>
+        <w:rPr>
+          <w:rFonts w:eastAsia="Yu Gothic"/>
+        </w:rPr>
+        <w:t xml:space="preserve"> — te pinta debajo el trazo que toca, en gris, para que lo calques encima, con el punto de salida y la flecha del final.</w:t>
+      </w:r>
+    </w:p>
+    <w:tbl>
+      <w:tblPr>
+        <w:tblW w:w="9026" w:type="dxa"/>
+        <w:tblBorders>
+          <w:top w:val="single" w:sz="6" w:space="0" w:color="E0B84C"/>
+          <w:left w:val="single" w:sz="6" w:space="0" w:color="E0B84C"/>
+          <w:bottom w:val="single" w:sz="6" w:space="0" w:color="E0B84C"/>
+          <w:right w:val="single" w:sz="6" w:space="0" w:color="E0B84C"/>
+        </w:tblBorders>
+        <w:tblCellMar>
+          <w:top w:w="120" w:type="dxa"/>
+          <w:left w:w="160" w:type="dxa"/>
+          <w:bottom w:w="120" w:type="dxa"/>
+          <w:right w:w="160" w:type="dxa"/>
+        </w:tblCellMar>
+      </w:tblPr>
+      <w:tblGrid>
+        <w:gridCol w:w="9026"/>
+      </w:tblGrid>
+      <w:tr>
+        <w:tc>
+          <w:tcPr>
+            <w:tcW w:w="9026" w:type="dxa"/>
+            <w:shd w:val="clear" w:color="auto" w:fill="FFF4CE"/>
+          </w:tcPr>
+          <w:p>
+            <w:pPr>
+              <w:spacing w:before="0" w:after="0" w:line="276" w:lineRule="auto"/>
+            </w:pPr>
+            <w:r>
+              <w:rPr>
+                <w:rFonts w:eastAsia="Yu Gothic"/>
+              </w:rPr>
+              <w:t xml:space="preserve">Lo que calcas en </w:t>
+            </w:r>
+            <w:r>
+              <w:rPr>
+                <w:rFonts w:eastAsia="Yu Gothic"/>
+                <w:b/>
+              </w:rPr>
+              <w:t xml:space="preserve">Enséñame</w:t>
+            </w:r>
+            <w:r>
+              <w:rPr>
+                <w:rFonts w:eastAsia="Yu Gothic"/>
+              </w:rPr>
+              <w:t xml:space="preserve"> no cuenta para tu progreso. Es a propósito: copiando se sacan cien puntos siempre, y si contara, el «aquí sueles saltarte el orden» de la ficha se lo estaría inventando.</w:t>
+            </w:r>
+          </w:p>
+        </w:tc>
+      </w:tr>
+    </w:tbl>
+    <w:p>
+      <w:pPr>
+        <w:spacing w:before="0" w:after="60" w:line="276" w:lineRule="auto"/>
+      </w:pPr>
+    </w:p>
+    <w:p>
+      <w:pPr>
         <w:pStyle w:val="Heading2"/>
         <w:spacing w:before="280" w:after="120"/>
       </w:pPr>
@@ -2543,6 +2734,131 @@
         </w:rPr>
         <w:t xml:space="preserve">. Igual que en el silabario pero por lecciones: una casilla por trazo (primero el 1, luego 1-2, luego 1-2-3…) hasta el kanji entero, y el resto de la fila para repetir. Un kanji nunca se parte entre dos hojas.</w:t>
       </w:r>
+    </w:p>
+    <w:p>
+      <w:pPr>
+        <w:spacing w:before="0" w:after="120" w:line="276" w:lineRule="auto"/>
+      </w:pPr>
+      <w:r>
+        <w:rPr>
+          <w:rFonts w:eastAsia="Yu Gothic"/>
+        </w:rPr>
+        <w:t xml:space="preserve">Con la hoja delante, el botón </w:t>
+      </w:r>
+      <w:r>
+        <w:rPr>
+          <w:rFonts w:eastAsia="Yu Gothic"/>
+          <w:b/>
+        </w:rPr>
+        <w:t xml:space="preserve">Escribir</w:t>
+      </w:r>
+      <w:r>
+        <w:rPr>
+          <w:rFonts w:eastAsia="Yu Gothic"/>
+        </w:rPr>
+        <w:t xml:space="preserve"> la vuelve escribible: las casillas vacías crecen y puedes rellenarlas con el dedo, una a una, sin imprimir nada. Lo que escribes se queda pintado en su casilla con su puntuación, así que la hoja se va llenando en pantalla.</w:t>
+      </w:r>
+    </w:p>
+    <w:p>
+      <w:pPr>
+        <w:spacing w:before="0" w:after="120" w:line="276" w:lineRule="auto"/>
+      </w:pPr>
+      <w:r>
+        <w:rPr>
+          <w:rFonts w:eastAsia="Yu Gothic"/>
+        </w:rPr>
+        <w:t xml:space="preserve">En la barra de abajo, </w:t>
+      </w:r>
+      <w:r>
+        <w:rPr>
+          <w:rFonts w:eastAsia="Yu Gothic"/>
+          <w:b/>
+        </w:rPr>
+        <w:t xml:space="preserve">Borrar</w:t>
+      </w:r>
+      <w:r>
+        <w:rPr>
+          <w:rFonts w:eastAsia="Yu Gothic"/>
+        </w:rPr>
+        <w:t xml:space="preserve"> limpia la casilla y te deja en ella; </w:t>
+      </w:r>
+      <w:r>
+        <w:rPr>
+          <w:rFonts w:eastAsia="Yu Gothic"/>
+          <w:b/>
+        </w:rPr>
+        <w:t xml:space="preserve">Saltar</w:t>
+      </w:r>
+      <w:r>
+        <w:rPr>
+          <w:rFonts w:eastAsia="Yu Gothic"/>
+        </w:rPr>
+        <w:t xml:space="preserve"> la deja en blanco y te lleva a la siguiente (vuelve a ofrecértela más adelante, al dar la vuelta a la hoja); </w:t>
+      </w:r>
+      <w:r>
+        <w:rPr>
+          <w:rFonts w:eastAsia="Yu Gothic"/>
+          <w:b/>
+        </w:rPr>
+        <w:t xml:space="preserve">Terminar</w:t>
+      </w:r>
+      <w:r>
+        <w:rPr>
+          <w:rFonts w:eastAsia="Yu Gothic"/>
+        </w:rPr>
+        <w:t xml:space="preserve"> sale del modo.</w:t>
+      </w:r>
+    </w:p>
+    <w:tbl>
+      <w:tblPr>
+        <w:tblW w:w="9026" w:type="dxa"/>
+        <w:tblBorders>
+          <w:top w:val="single" w:sz="6" w:space="0" w:color="E0B84C"/>
+          <w:left w:val="single" w:sz="6" w:space="0" w:color="E0B84C"/>
+          <w:bottom w:val="single" w:sz="6" w:space="0" w:color="E0B84C"/>
+          <w:right w:val="single" w:sz="6" w:space="0" w:color="E0B84C"/>
+        </w:tblBorders>
+        <w:tblCellMar>
+          <w:top w:w="120" w:type="dxa"/>
+          <w:left w:w="160" w:type="dxa"/>
+          <w:bottom w:w="120" w:type="dxa"/>
+          <w:right w:w="160" w:type="dxa"/>
+        </w:tblCellMar>
+      </w:tblPr>
+      <w:tblGrid>
+        <w:gridCol w:w="9026"/>
+      </w:tblGrid>
+      <w:tr>
+        <w:tc>
+          <w:tcPr>
+            <w:tcW w:w="9026" w:type="dxa"/>
+            <w:shd w:val="clear" w:color="auto" w:fill="FFF4CE"/>
+          </w:tcPr>
+          <w:p>
+            <w:pPr>
+              <w:spacing w:before="0" w:after="0" w:line="276" w:lineRule="auto"/>
+            </w:pPr>
+            <w:r>
+              <w:rPr>
+                <w:rFonts w:eastAsia="Yu Gothic"/>
+                <w:b/>
+              </w:rPr>
+              <w:t xml:space="preserve">La hoja impresa no cambia.</w:t>
+            </w:r>
+            <w:r>
+              <w:rPr>
+                <w:rFonts w:eastAsia="Yu Gothic"/>
+              </w:rPr>
+              <w:t xml:space="preserve"> Todo esto vive solo en la pantalla: si le das a imprimir, sale la hoja en blanco de siempre para rellenarla a boli.</w:t>
+            </w:r>
+          </w:p>
+        </w:tc>
+      </w:tr>
+    </w:tbl>
+    <w:p>
+      <w:pPr>
+        <w:spacing w:before="0" w:after="60" w:line="276" w:lineRule="auto"/>
+      </w:pPr>
     </w:p>
     <w:p>
       <w:pPr>
@@ -3489,6 +3805,30 @@
       <w:r>
         <w:rPr>
           <w:rFonts w:eastAsia="Yu Gothic"/>
+        </w:rPr>
+        <w:t xml:space="preserve">Una palabra puede traer un kanji que aún no has dado (在庫 aparece por 在 aunque 庫 salga mucho después). En ese caso </w:t>
+      </w:r>
+      <w:r>
+        <w:rPr>
+          <w:rFonts w:eastAsia="Yu Gothic"/>
+          <w:b/>
+        </w:rPr>
+        <w:t xml:space="preserve">la app te regala esa parte de la lectura</w:t>
+      </w:r>
+      <w:r>
+        <w:rPr>
+          <w:rFonts w:eastAsia="Yu Gothic"/>
+        </w:rPr>
+        <w:t xml:space="preserve">, escrita en pequeño encima del kanji, y solo tienes que poner el resto. Si la lectura no se puede repartir entre los kanji —cuando lleva okurigana—, esa palabra no se pregunta, en vez de preguntarla a medias.</w:t>
+      </w:r>
+    </w:p>
+    <w:p>
+      <w:pPr>
+        <w:spacing w:before="0" w:after="120" w:line="276" w:lineRule="auto"/>
+      </w:pPr>
+      <w:r>
+        <w:rPr>
+          <w:rFonts w:eastAsia="Yu Gothic"/>
           <w:b/>
         </w:rPr>
         <w:t xml:space="preserve">Otro examen</w:t>
@@ -3621,6 +3961,301 @@
         </w:rPr>
         <w:t xml:space="preserve"> avisa de líneas mal escritas y de kanji de los que no hay datos.</w:t>
       </w:r>
+    </w:p>
+    <w:p>
+      <w:pPr>
+        <w:pStyle w:val="Heading3"/>
+        <w:spacing w:before="200" w:after="120"/>
+      </w:pPr>
+      <w:r>
+        <w:rPr>
+          <w:rFonts w:eastAsia="Yu Gothic"/>
+        </w:rPr>
+        <w:t xml:space="preserve">La pestaña «Vocabulario»</w:t>
+      </w:r>
+    </w:p>
+    <w:p>
+      <w:pPr>
+        <w:spacing w:before="0" w:after="120" w:line="276" w:lineRule="auto"/>
+      </w:pPr>
+      <w:r>
+        <w:rPr>
+          <w:rFonts w:eastAsia="Yu Gothic"/>
+        </w:rPr>
+        <w:t xml:space="preserve">En el mismo editor, la segunda pestaña es para </w:t>
+      </w:r>
+      <w:r>
+        <w:rPr>
+          <w:rFonts w:eastAsia="Yu Gothic"/>
+          <w:b/>
+        </w:rPr>
+        <w:t xml:space="preserve">tu vocabulario</w:t>
+      </w:r>
+      <w:r>
+        <w:rPr>
+          <w:rFonts w:eastAsia="Yu Gothic"/>
+        </w:rPr>
+        <w:t xml:space="preserve">. Si en tu clase usáis unas palabras concretas, las metes aquí y la app te las pregunta. Una por línea, con el formato </w:t>
+      </w:r>
+      <w:r>
+        <w:rPr>
+          <w:rFonts w:ascii="Consolas" w:hAnsi="Consolas" w:eastAsia="Yu Gothic"/>
+          <w:color w:val="1F4E79"/>
+        </w:rPr>
+        <w:t xml:space="preserve">palabra | lectura | significado</w:t>
+      </w:r>
+      <w:r>
+        <w:rPr>
+          <w:rFonts w:eastAsia="Yu Gothic"/>
+        </w:rPr>
+        <w:t xml:space="preserve">:</w:t>
+      </w:r>
+    </w:p>
+    <w:p>
+      <w:pPr>
+        <w:spacing w:before="0" w:after="120" w:line="276" w:lineRule="auto"/>
+      </w:pPr>
+      <w:r>
+        <w:rPr>
+          <w:rFonts w:ascii="Consolas" w:hAnsi="Consolas" w:eastAsia="Yu Gothic"/>
+          <w:color w:val="1F4E79"/>
+        </w:rPr>
+        <w:t xml:space="preserve">新聞 | しん・ぶん | periódico</w:t>
+      </w:r>
+    </w:p>
+    <w:p>
+      <w:pPr>
+        <w:pStyle w:val="ListParagraph"/>
+        <w:numPr>
+          <w:ilvl w:val="0"/>
+          <w:numId w:val="1"/>
+        </w:numPr>
+        <w:spacing w:before="0" w:after="60" w:line="276" w:lineRule="auto"/>
+        <w:ind w:left="360" w:hanging="360"/>
+      </w:pPr>
+      <w:r>
+        <w:rPr>
+          <w:rFonts w:eastAsia="Yu Gothic"/>
+        </w:rPr>
+        <w:t xml:space="preserve">El </w:t>
+      </w:r>
+      <w:r>
+        <w:rPr>
+          <w:rFonts w:ascii="Consolas" w:hAnsi="Consolas" w:eastAsia="Yu Gothic"/>
+          <w:color w:val="1F4E79"/>
+        </w:rPr>
+        <w:t xml:space="preserve">・</w:t>
+      </w:r>
+      <w:r>
+        <w:rPr>
+          <w:rFonts w:eastAsia="Yu Gothic"/>
+        </w:rPr>
+        <w:t xml:space="preserve"> que parte la lectura es </w:t>
+      </w:r>
+      <w:r>
+        <w:rPr>
+          <w:rFonts w:eastAsia="Yu Gothic"/>
+          <w:b/>
+        </w:rPr>
+        <w:t xml:space="preserve">opcional</w:t>
+      </w:r>
+      <w:r>
+        <w:rPr>
+          <w:rFonts w:eastAsia="Yu Gothic"/>
+        </w:rPr>
+        <w:t xml:space="preserve">: solo afina el rōmaji.</w:t>
+      </w:r>
+    </w:p>
+    <w:p>
+      <w:pPr>
+        <w:pStyle w:val="ListParagraph"/>
+        <w:numPr>
+          <w:ilvl w:val="0"/>
+          <w:numId w:val="1"/>
+        </w:numPr>
+        <w:spacing w:before="0" w:after="60" w:line="276" w:lineRule="auto"/>
+        <w:ind w:left="360" w:hanging="360"/>
+      </w:pPr>
+      <w:r>
+        <w:rPr>
+          <w:rFonts w:eastAsia="Yu Gothic"/>
+        </w:rPr>
+        <w:t xml:space="preserve">Se admiten dos lecturas válidas con </w:t>
+      </w:r>
+      <w:r>
+        <w:rPr>
+          <w:rFonts w:ascii="Consolas" w:hAnsi="Consolas" w:eastAsia="Yu Gothic"/>
+          <w:color w:val="1F4E79"/>
+        </w:rPr>
+        <w:t xml:space="preserve">/</w:t>
+      </w:r>
+      <w:r>
+        <w:rPr>
+          <w:rFonts w:eastAsia="Yu Gothic"/>
+        </w:rPr>
+        <w:t xml:space="preserve">: </w:t>
+      </w:r>
+      <w:r>
+        <w:rPr>
+          <w:rFonts w:ascii="Consolas" w:hAnsi="Consolas" w:eastAsia="Yu Gothic"/>
+          <w:color w:val="1F4E79"/>
+        </w:rPr>
+        <w:t xml:space="preserve">日本 | に・ほん / にっ・ぽん | Japón</w:t>
+      </w:r>
+      <w:r>
+        <w:rPr>
+          <w:rFonts w:eastAsia="Yu Gothic"/>
+        </w:rPr>
+        <w:t xml:space="preserve">.</w:t>
+      </w:r>
+    </w:p>
+    <w:p>
+      <w:pPr>
+        <w:pStyle w:val="ListParagraph"/>
+        <w:numPr>
+          <w:ilvl w:val="0"/>
+          <w:numId w:val="1"/>
+        </w:numPr>
+        <w:spacing w:before="0" w:after="60" w:line="276" w:lineRule="auto"/>
+        <w:ind w:left="360" w:hanging="360"/>
+      </w:pPr>
+      <w:r>
+        <w:rPr>
+          <w:rFonts w:eastAsia="Yu Gothic"/>
+        </w:rPr>
+        <w:t xml:space="preserve">Si repites una palabra que la app ya trae, </w:t>
+      </w:r>
+      <w:r>
+        <w:rPr>
+          <w:rFonts w:eastAsia="Yu Gothic"/>
+          <w:b/>
+        </w:rPr>
+        <w:t xml:space="preserve">manda la tuya</w:t>
+      </w:r>
+      <w:r>
+        <w:rPr>
+          <w:rFonts w:eastAsia="Yu Gothic"/>
+        </w:rPr>
+        <w:t xml:space="preserve">.</w:t>
+      </w:r>
+    </w:p>
+    <w:p>
+      <w:pPr>
+        <w:pStyle w:val="ListParagraph"/>
+        <w:numPr>
+          <w:ilvl w:val="0"/>
+          <w:numId w:val="1"/>
+        </w:numPr>
+        <w:spacing w:before="0" w:after="60" w:line="276" w:lineRule="auto"/>
+        <w:ind w:left="360" w:hanging="360"/>
+      </w:pPr>
+      <w:r>
+        <w:rPr>
+          <w:rFonts w:eastAsia="Yu Gothic"/>
+          <w:b/>
+        </w:rPr>
+        <w:t xml:space="preserve">Cargar archivo…</w:t>
+      </w:r>
+      <w:r>
+        <w:rPr>
+          <w:rFonts w:eastAsia="Yu Gothic"/>
+        </w:rPr>
+        <w:t xml:space="preserve"> lee un </w:t>
+      </w:r>
+      <w:r>
+        <w:rPr>
+          <w:rFonts w:ascii="Consolas" w:hAnsi="Consolas" w:eastAsia="Yu Gothic"/>
+          <w:color w:val="1F4E79"/>
+        </w:rPr>
+        <w:t xml:space="preserve">.txt</w:t>
+      </w:r>
+      <w:r>
+        <w:rPr>
+          <w:rFonts w:eastAsia="Yu Gothic"/>
+        </w:rPr>
+        <w:t xml:space="preserve"> y lo pone en la caja; no guarda nada hasta que le das a </w:t>
+      </w:r>
+      <w:r>
+        <w:rPr>
+          <w:rFonts w:eastAsia="Yu Gothic"/>
+          <w:b/>
+        </w:rPr>
+        <w:t xml:space="preserve">Guardar el libro</w:t>
+      </w:r>
+      <w:r>
+        <w:rPr>
+          <w:rFonts w:eastAsia="Yu Gothic"/>
+        </w:rPr>
+        <w:t xml:space="preserve">, así puedes revisarlo antes.</w:t>
+      </w:r>
+    </w:p>
+    <w:p>
+      <w:pPr>
+        <w:spacing w:before="0" w:after="120" w:line="276" w:lineRule="auto"/>
+      </w:pPr>
+      <w:r>
+        <w:rPr>
+          <w:rFonts w:eastAsia="Yu Gothic"/>
+        </w:rPr>
+        <w:t xml:space="preserve">Tus palabras salen en las fichas de sus kanji (las primeras), en el buscador, en la hoja de vocabulario, en el examen y en los repasos del juego.</w:t>
+      </w:r>
+    </w:p>
+    <w:tbl>
+      <w:tblPr>
+        <w:tblW w:w="9026" w:type="dxa"/>
+        <w:tblBorders>
+          <w:top w:val="single" w:sz="6" w:space="0" w:color="E0B84C"/>
+          <w:left w:val="single" w:sz="6" w:space="0" w:color="E0B84C"/>
+          <w:bottom w:val="single" w:sz="6" w:space="0" w:color="E0B84C"/>
+          <w:right w:val="single" w:sz="6" w:space="0" w:color="E0B84C"/>
+        </w:tblBorders>
+        <w:tblCellMar>
+          <w:top w:w="120" w:type="dxa"/>
+          <w:left w:w="160" w:type="dxa"/>
+          <w:bottom w:w="120" w:type="dxa"/>
+          <w:right w:w="160" w:type="dxa"/>
+        </w:tblCellMar>
+      </w:tblPr>
+      <w:tblGrid>
+        <w:gridCol w:w="9026"/>
+      </w:tblGrid>
+      <w:tr>
+        <w:tc>
+          <w:tcPr>
+            <w:tcW w:w="9026" w:type="dxa"/>
+            <w:shd w:val="clear" w:color="auto" w:fill="FFF4CE"/>
+          </w:tcPr>
+          <w:p>
+            <w:pPr>
+              <w:spacing w:before="0" w:after="0" w:line="276" w:lineRule="auto"/>
+            </w:pPr>
+            <w:r>
+              <w:rPr>
+                <w:rFonts w:eastAsia="Yu Gothic"/>
+              </w:rPr>
+              <w:t xml:space="preserve">Las palabras </w:t>
+            </w:r>
+            <w:r>
+              <w:rPr>
+                <w:rFonts w:eastAsia="Yu Gothic"/>
+                <w:b/>
+              </w:rPr>
+              <w:t xml:space="preserve">sin ningún kanji</w:t>
+            </w:r>
+            <w:r>
+              <w:rPr>
+                <w:rFonts w:eastAsia="Yu Gothic"/>
+              </w:rPr>
+              <w:t xml:space="preserve"> (たべもの, ください) se preguntan en los repasos de palabra ↔ significado, pero no en el examen —que pide la lectura, y la de たべもの es たべもの— ni cuentan para el repaso espaciado, que va por kanji. La app te lo avisa al comprobar.</w:t>
+            </w:r>
+          </w:p>
+        </w:tc>
+      </w:tr>
+    </w:tbl>
+    <w:p>
+      <w:pPr>
+        <w:spacing w:before="0" w:after="60" w:line="276" w:lineRule="auto"/>
+      </w:pPr>
     </w:p>
     <w:p>
       <w:r>

--- a/Documentación/Manual de usuario.docx
+++ b/Documentación/Manual de usuario.docx
@@ -260,6 +260,70 @@
         </w:rPr>
         <w:t xml:space="preserve">1. Antes de empezar</w:t>
       </w:r>
+    </w:p>
+    <w:tbl>
+      <w:tblPr>
+        <w:tblW w:w="9026" w:type="dxa"/>
+        <w:tblBorders>
+          <w:top w:val="single" w:sz="6" w:space="0" w:color="E0B84C"/>
+          <w:left w:val="single" w:sz="6" w:space="0" w:color="E0B84C"/>
+          <w:bottom w:val="single" w:sz="6" w:space="0" w:color="E0B84C"/>
+          <w:right w:val="single" w:sz="6" w:space="0" w:color="E0B84C"/>
+        </w:tblBorders>
+        <w:tblCellMar>
+          <w:top w:w="120" w:type="dxa"/>
+          <w:left w:w="160" w:type="dxa"/>
+          <w:bottom w:w="120" w:type="dxa"/>
+          <w:right w:w="160" w:type="dxa"/>
+        </w:tblCellMar>
+      </w:tblPr>
+      <w:tblGrid>
+        <w:gridCol w:w="9026"/>
+      </w:tblGrid>
+      <w:tr>
+        <w:tc>
+          <w:tcPr>
+            <w:tcW w:w="9026" w:type="dxa"/>
+            <w:shd w:val="clear" w:color="auto" w:fill="FFF4CE"/>
+          </w:tcPr>
+          <w:p>
+            <w:pPr>
+              <w:spacing w:before="0" w:after="0" w:line="276" w:lineRule="auto"/>
+            </w:pPr>
+            <w:r>
+              <w:rPr>
+                <w:rFonts w:eastAsia="Yu Gothic"/>
+                <w:b/>
+              </w:rPr>
+              <w:t xml:space="preserve">¿Prisa?</w:t>
+            </w:r>
+            <w:r>
+              <w:rPr>
+                <w:rFonts w:eastAsia="Yu Gothic"/>
+              </w:rPr>
+              <w:t xml:space="preserve"> Las dos apps traen un botón </w:t>
+            </w:r>
+            <w:r>
+              <w:rPr>
+                <w:rFonts w:eastAsia="Yu Gothic"/>
+                <w:b/>
+              </w:rPr>
+              <w:t xml:space="preserve">«Primeros pasos»</w:t>
+            </w:r>
+            <w:r>
+              <w:rPr>
+                <w:rFonts w:eastAsia="Yu Gothic"/>
+              </w:rPr>
+              <w:t xml:space="preserve"> que te enseña lo principal en un minuto, señalando cada cosa en la propia pantalla. Se abre solo la primera vez que entras; luego, cuando lo pidas. Este manual es lo mismo pero con calma y por escrito.</w:t>
+            </w:r>
+          </w:p>
+        </w:tc>
+      </w:tr>
+    </w:tbl>
+    <w:p>
+      <w:pPr>
+        <w:spacing w:before="0" w:after="60" w:line="276" w:lineRule="auto"/>
+      </w:pPr>
     </w:p>
     <w:p>
       <w:pPr>

--- a/Documentación/Manual de usuario.docx
+++ b/Documentación/Manual de usuario.docx
@@ -241,7 +241,13 @@
           <w:rFonts w:eastAsia="Yu Gothic"/>
           <w:b/>
         </w:rPr>
-        <w:t xml:space="preserve">7. Créditos, licencias y qué puedes hacer con esto</w:t>
+        <w:t xml:space="preserve">7. Créditos, licencias y aviso legal</w:t>
+      </w:r>
+      <w:r>
+        <w:rPr>
+          <w:rFonts w:eastAsia="Yu Gothic"/>
+        </w:rPr>
+        <w:t xml:space="preserve"> — qué llevan dentro las apps, qué puedes hacer con ellas y qué se pide a cambio</w:t>
       </w:r>
     </w:p>
     <w:p>
@@ -428,7 +434,8 @@
             </w:pPr>
             <w:r>
               <w:rPr>
-                <w:rFonts w:eastAsia="Yu Gothic"/>
+                <w:rFonts w:ascii="Consolas" w:hAnsi="Consolas" w:eastAsia="Yu Gothic"/>
+                <w:color w:val="1F4E79"/>
               </w:rPr>
               <w:t xml:space="preserve">silabario.html</w:t>
             </w:r>
@@ -465,7 +472,8 @@
             </w:pPr>
             <w:r>
               <w:rPr>
-                <w:rFonts w:eastAsia="Yu Gothic"/>
+                <w:rFonts w:ascii="Consolas" w:hAnsi="Consolas" w:eastAsia="Yu Gothic"/>
+                <w:color w:val="1F4E79"/>
               </w:rPr>
               <w:t xml:space="preserve">kanji-trazos.html</w:t>
             </w:r>
@@ -5276,7 +5284,7 @@
               <w:rPr>
                 <w:rFonts w:eastAsia="Yu Gothic"/>
               </w:rPr>
-              <w:t xml:space="preserve">Escala 100 %, márgenes por defecto y sin encabezados del navegador (ver el punto 4).</w:t>
+              <w:t xml:space="preserve">Escala 100 %, márgenes por defecto y sin encabezados del navegador (capítulo «Imprimir bien»).</w:t>
             </w:r>
           </w:p>
         </w:tc>
@@ -5509,7 +5517,7 @@
         <w:rPr>
           <w:rFonts w:eastAsia="Yu Gothic"/>
         </w:rPr>
-        <w:t xml:space="preserve">7. Créditos, licencias y qué puedes hacer con esto</w:t>
+        <w:t xml:space="preserve">7. Créditos, licencias y aviso legal</w:t>
       </w:r>
     </w:p>
     <w:p>
@@ -5857,6 +5865,55 @@
         <w:rPr>
           <w:rFonts w:eastAsia="Yu Gothic"/>
         </w:rPr>
+        <w:t xml:space="preserve">La licencia del conjunto: CC BY-SA 4.0</w:t>
+      </w:r>
+    </w:p>
+    <w:p>
+      <w:pPr>
+        <w:spacing w:before="0" w:after="120" w:line="276" w:lineRule="auto"/>
+      </w:pPr>
+      <w:r>
+        <w:rPr>
+          <w:rFonts w:eastAsia="Yu Gothic"/>
+        </w:rPr>
+        <w:t xml:space="preserve">Puedes </w:t>
+      </w:r>
+      <w:r>
+        <w:rPr>
+          <w:rFonts w:eastAsia="Yu Gothic"/>
+          <w:b/>
+        </w:rPr>
+        <w:t xml:space="preserve">compartirlo</w:t>
+      </w:r>
+      <w:r>
+        <w:rPr>
+          <w:rFonts w:eastAsia="Yu Gothic"/>
+        </w:rPr>
+        <w:t xml:space="preserve"> —copiarlo y redistribuirlo por cualquier medio— y </w:t>
+      </w:r>
+      <w:r>
+        <w:rPr>
+          <w:rFonts w:eastAsia="Yu Gothic"/>
+          <w:b/>
+        </w:rPr>
+        <w:t xml:space="preserve">adaptarlo</w:t>
+      </w:r>
+      <w:r>
+        <w:rPr>
+          <w:rFonts w:eastAsia="Yu Gothic"/>
+        </w:rPr>
+        <w:t xml:space="preserve"> —remezclarlo, transformarlo y crear a partir de ello—, incluso con fines comerciales. En corto:</w:t>
+      </w:r>
+    </w:p>
+    <w:p>
+      <w:pPr>
+        <w:pStyle w:val="Heading3"/>
+        <w:spacing w:before="200" w:after="120"/>
+      </w:pPr>
+      <w:r>
+        <w:rPr>
+          <w:rFonts w:eastAsia="Yu Gothic"/>
+        </w:rPr>
         <w:t xml:space="preserve">Qué puedes hacer</w:t>
       </w:r>
     </w:p>
@@ -5930,8 +5987,8 @@
     </w:p>
     <w:p>
       <w:pPr>
-        <w:pStyle w:val="Heading2"/>
-        <w:spacing w:before="280" w:after="120"/>
+        <w:pStyle w:val="Heading3"/>
+        <w:spacing w:before="200" w:after="120"/>
       </w:pPr>
       <w:r>
         <w:rPr>
@@ -6010,6 +6067,24 @@
           <w:rFonts w:eastAsia="Yu Gothic"/>
         </w:rPr>
         <w:t xml:space="preserve"> con los créditos de KanjiVG, KANJIDIC2 y JMdict: eso lo exigen sus licencias, no yo.</w:t>
+      </w:r>
+    </w:p>
+    <w:p>
+      <w:pPr>
+        <w:spacing w:before="0" w:after="120" w:line="276" w:lineRule="auto"/>
+      </w:pPr>
+      <w:r>
+        <w:rPr>
+          <w:rFonts w:eastAsia="Yu Gothic"/>
+        </w:rPr>
+        <w:t xml:space="preserve">Texto completo de la licencia: </w:t>
+      </w:r>
+      <w:r>
+        <w:rPr>
+          <w:rFonts w:ascii="Consolas" w:hAnsi="Consolas" w:eastAsia="Yu Gothic"/>
+          <w:color w:val="1F4E79"/>
+        </w:rPr>
+        <w:t xml:space="preserve">https://creativecommons.org/licenses/by-sa/4.0/deed.es</w:t>
       </w:r>
     </w:p>
     <w:tbl>
@@ -6052,7 +6127,7 @@
               <w:rPr>
                 <w:rFonts w:eastAsia="Yu Gothic"/>
               </w:rPr>
-              <w:t xml:space="preserve"> Porque no se puede: los datos que lleva dentro son CC BY-SA, y su «Compartir igual» prohíbe añadir restricciones. Tampoco hace falta — ese mismo «Compartir igual» ya impide que nadie coja esto, lo cierre y lo venda como producto propietario.</w:t>
+              <w:t xml:space="preserve"> Porque no se puede. Los datos que lleva dentro —KanjiVG, KANJIDIC2, JMdict— son CC BY-SA, y su «Compartir igual» es contagioso: prohíbe añadir restricciones. La cláusula «no comercial» es una restricción añadida, y BY-NC-SA no figura entre las licencias compatibles con BY-SA; mantenerla habría obligado a quitar los trazos, las lecturas y los significados, o sea a quedarse sin app. Tampoco hace falta: ese mismo «Compartir igual» ya impide que nadie coja esto, lo cierre y lo venda como producto propietario — para redistribuirlo tendría que publicarlo igual de abierto.</w:t>
             </w:r>
           </w:p>
         </w:tc>
@@ -6062,6 +6137,116 @@
       <w:pPr>
         <w:spacing w:before="0" w:after="60" w:line="276" w:lineRule="auto"/>
       </w:pPr>
+    </w:p>
+    <w:p>
+      <w:pPr>
+        <w:pStyle w:val="Heading2"/>
+        <w:spacing w:before="280" w:after="120"/>
+      </w:pPr>
+      <w:r>
+        <w:rPr>
+          <w:rFonts w:eastAsia="Yu Gothic"/>
+        </w:rPr>
+        <w:t xml:space="preserve">Aviso legal</w:t>
+      </w:r>
+    </w:p>
+    <w:p>
+      <w:pPr>
+        <w:spacing w:before="0" w:after="120" w:line="276" w:lineRule="auto"/>
+      </w:pPr>
+      <w:r>
+        <w:rPr>
+          <w:rFonts w:eastAsia="Yu Gothic"/>
+          <w:b/>
+        </w:rPr>
+        <w:t xml:space="preserve">Sobre los caracteres y las palabras.</w:t>
+      </w:r>
+      <w:r>
+        <w:rPr>
+          <w:rFonts w:eastAsia="Yu Gothic"/>
+        </w:rPr>
+        <w:t xml:space="preserve"> Los kanji, sus lecturas y sus significados no son propiedad de nadie, y el vocabulario de ejemplo procede de JMdict, un diccionario libre. Las traducciones al castellano son originales de este proyecto.</w:t>
+      </w:r>
+    </w:p>
+    <w:p>
+      <w:pPr>
+        <w:spacing w:before="0" w:after="120" w:line="276" w:lineRule="auto"/>
+      </w:pPr>
+      <w:r>
+        <w:rPr>
+          <w:rFonts w:eastAsia="Yu Gothic"/>
+          <w:b/>
+        </w:rPr>
+        <w:t xml:space="preserve">Sobre los manuales.</w:t>
+      </w:r>
+      <w:r>
+        <w:rPr>
+          <w:rFonts w:eastAsia="Yu Gothic"/>
+        </w:rPr>
+        <w:t xml:space="preserve"> Esta aplicación </w:t>
+      </w:r>
+      <w:r>
+        <w:rPr>
+          <w:rFonts w:eastAsia="Yu Gothic"/>
+          <w:b/>
+        </w:rPr>
+        <w:t xml:space="preserve">no reproduce el contenido de ningún libro de texto</w:t>
+      </w:r>
+      <w:r>
+        <w:rPr>
+          <w:rFonts w:eastAsia="Yu Gothic"/>
+        </w:rPr>
+        <w:t xml:space="preserve">. No incluye temarios, ni repartos de kanji por lecciones, ni listas de vocabulario tomadas de manual alguno: esa organización es obra de sus autores, y es precisamente lo que aquí pone el usuario. Si cargas tu propio libro en la app, ese material es tuyo y se queda en tu navegador.</w:t>
+      </w:r>
+    </w:p>
+    <w:p>
+      <w:pPr>
+        <w:spacing w:before="0" w:after="120" w:line="276" w:lineRule="auto"/>
+      </w:pPr>
+      <w:r>
+        <w:rPr>
+          <w:rFonts w:eastAsia="Yu Gothic"/>
+          <w:b/>
+        </w:rPr>
+        <w:t xml:space="preserve">Independencia.</w:t>
+      </w:r>
+      <w:r>
+        <w:rPr>
+          <w:rFonts w:eastAsia="Yu Gothic"/>
+        </w:rPr>
+        <w:t xml:space="preserve"> Desarrollo educativo independiente y sin ánimo de lucro. </w:t>
+      </w:r>
+      <w:r>
+        <w:rPr>
+          <w:rFonts w:eastAsia="Yu Gothic"/>
+          <w:b/>
+        </w:rPr>
+        <w:t xml:space="preserve">No está afiliado, patrocinado ni vinculado</w:t>
+      </w:r>
+      <w:r>
+        <w:rPr>
+          <w:rFonts w:eastAsia="Yu Gothic"/>
+        </w:rPr>
+        <w:t xml:space="preserve"> con ninguna editorial ni con los autores de ningún manual. Las marcas y títulos que puedan mencionarse pertenecen a sus respectivos titulares y se citan, en su caso, a título meramente informativo.</w:t>
+      </w:r>
+    </w:p>
+    <w:p>
+      <w:pPr>
+        <w:spacing w:before="0" w:after="120" w:line="276" w:lineRule="auto"/>
+      </w:pPr>
+      <w:r>
+        <w:rPr>
+          <w:rFonts w:eastAsia="Yu Gothic"/>
+          <w:b/>
+        </w:rPr>
+        <w:t xml:space="preserve">Sin garantías.</w:t>
+      </w:r>
+      <w:r>
+        <w:rPr>
+          <w:rFonts w:eastAsia="Yu Gothic"/>
+        </w:rPr>
+        <w:t xml:space="preserve"> Esto se entrega «tal cual», sin garantía de ningún tipo. Es material de estudio hecho por un estudiante: puede contener errores, y no sustituye a un profesor ni a un diccionario. Si encuentras un fallo, dilo.</w:t>
+      </w:r>
     </w:p>
     <w:tbl>
       <w:tblPr>
@@ -6095,15 +6280,8 @@
             <w:r>
               <w:rPr>
                 <w:rFonts w:eastAsia="Yu Gothic"/>
-                <w:b/>
-              </w:rPr>
-              <w:t xml:space="preserve">Esta app no reproduce ningún libro de texto.</w:t>
-            </w:r>
-            <w:r>
-              <w:rPr>
-                <w:rFonts w:eastAsia="Yu Gothic"/>
-              </w:rPr>
-              <w:t xml:space="preserve"> No incluye temarios, ni repartos de kanji por lecciones, ni listas de vocabulario tomadas de manual alguno: eso lo pones tú, y se queda en tu navegador. Es un desarrollo independiente y sin ánimo de lucro, no afiliado a ninguna editorial. Se entrega «tal cual», sin garantías: lo ha hecho un estudiante y puede tener errores. (Explicación entre compañeros, no asesoramiento legal.)</w:t>
+              </w:rPr>
+              <w:t xml:space="preserve">Esto es una explicación entre compañeros, no asesoramiento legal.</w:t>
             </w:r>
           </w:p>
         </w:tc>

--- a/Documentación/Manual de usuario.docx
+++ b/Documentación/Manual de usuario.docx
@@ -74,7 +74,7 @@
         <w:rPr>
           <w:rFonts w:eastAsia="Yu Gothic"/>
         </w:rPr>
-        <w:t xml:space="preserve">Agosto de 2026</w:t>
+        <w:t xml:space="preserve">Septiembre de 2026</w:t>
       </w:r>
     </w:p>
     <w:p>
@@ -1268,6 +1268,30 @@
           <w:rFonts w:eastAsia="Yu Gothic"/>
         </w:rPr>
         <w:t xml:space="preserve">: la fila clásica, con dos modelos tenues al principio y el resto en blanco.</w:t>
+      </w:r>
+    </w:p>
+    <w:p>
+      <w:pPr>
+        <w:spacing w:before="0" w:after="120" w:line="276" w:lineRule="auto"/>
+      </w:pPr>
+      <w:r>
+        <w:rPr>
+          <w:rFonts w:eastAsia="Yu Gothic"/>
+        </w:rPr>
+        <w:t xml:space="preserve">Con la hoja delante, el botón </w:t>
+      </w:r>
+      <w:r>
+        <w:rPr>
+          <w:rFonts w:eastAsia="Yu Gothic"/>
+          <w:b/>
+        </w:rPr>
+        <w:t xml:space="preserve">Escribir</w:t>
+      </w:r>
+      <w:r>
+        <w:rPr>
+          <w:rFonts w:eastAsia="Yu Gothic"/>
+        </w:rPr>
+        <w:t xml:space="preserve"> la vuelve escribible y puedes rellenar las casillas con el dedo, sin imprimir nada — igual que en la app de kanji, y con las mismas seis casillas en blanco como mínimo. En el móvil el kana modelo se pone encima de sus casillas para dejarles todo el ancho.</w:t>
       </w:r>
     </w:p>
     <w:p>
@@ -2881,6 +2905,61 @@
         <w:t xml:space="preserve"> sale del modo.</w:t>
       </w:r>
     </w:p>
+    <w:p>
+      <w:pPr>
+        <w:spacing w:before="0" w:after="120" w:line="276" w:lineRule="auto"/>
+      </w:pPr>
+      <w:r>
+        <w:rPr>
+          <w:rFonts w:eastAsia="Yu Gothic"/>
+        </w:rPr>
+        <w:t xml:space="preserve">Al escribir </w:t>
+      </w:r>
+      <w:r>
+        <w:rPr>
+          <w:rFonts w:eastAsia="Yu Gothic"/>
+          <w:b/>
+        </w:rPr>
+        <w:t xml:space="preserve">siempre tienes al menos seis casillas en blanco</w:t>
+      </w:r>
+      <w:r>
+        <w:rPr>
+          <w:rFonts w:eastAsia="Yu Gothic"/>
+        </w:rPr>
+        <w:t xml:space="preserve"> por carácter. En la hoja de papel son once por fila, y en un kanji de muchos trazos la progresión se las comía casi todas: con diez trazos no quedaba ninguna donde practicar. En pantalla se añaden las que falten, y se completa el último renglón para que no quede a medias.</w:t>
+      </w:r>
+    </w:p>
+    <w:p>
+      <w:pPr>
+        <w:spacing w:before="0" w:after="120" w:line="276" w:lineRule="auto"/>
+      </w:pPr>
+      <w:r>
+        <w:rPr>
+          <w:rFonts w:eastAsia="Yu Gothic"/>
+          <w:b/>
+        </w:rPr>
+        <w:t xml:space="preserve">En el móvil</w:t>
+      </w:r>
+      <w:r>
+        <w:rPr>
+          <w:rFonts w:eastAsia="Yu Gothic"/>
+        </w:rPr>
+        <w:t xml:space="preserve"> el carácter modelo se coloca </w:t>
+      </w:r>
+      <w:r>
+        <w:rPr>
+          <w:rFonts w:eastAsia="Yu Gothic"/>
+          <w:b/>
+        </w:rPr>
+        <w:t xml:space="preserve">encima</w:t>
+      </w:r>
+      <w:r>
+        <w:rPr>
+          <w:rFonts w:eastAsia="Yu Gothic"/>
+        </w:rPr>
+        <w:t xml:space="preserve"> de sus casillas en vez de al lado, para que estas cojan el ancho entero de la pantalla y salgan a un tamaño en el que de verdad se pueda escribir con el dedo.</w:t>
+      </w:r>
+    </w:p>
     <w:tbl>
       <w:tblPr>
         <w:tblW w:w="9026" w:type="dxa"/>
@@ -3624,6 +3703,96 @@
       <w:pPr>
         <w:spacing w:before="0" w:after="60" w:line="276" w:lineRule="auto"/>
       </w:pPr>
+    </w:p>
+    <w:p>
+      <w:pPr>
+        <w:spacing w:before="0" w:after="120" w:line="276" w:lineRule="auto"/>
+      </w:pPr>
+      <w:r>
+        <w:rPr>
+          <w:rFonts w:eastAsia="Yu Gothic"/>
+          <w:b/>
+        </w:rPr>
+        <w:t xml:space="preserve">Al fallar en un examen, las fichas vuelven a la bandeja marcadas</w:t>
+      </w:r>
+      <w:r>
+        <w:rPr>
+          <w:rFonts w:eastAsia="Yu Gothic"/>
+        </w:rPr>
+        <w:t xml:space="preserve">, para que no tengas que acordarte de cuál acabas de probar:</w:t>
+      </w:r>
+    </w:p>
+    <w:p>
+      <w:pPr>
+        <w:pStyle w:val="ListParagraph"/>
+        <w:numPr>
+          <w:ilvl w:val="0"/>
+          <w:numId w:val="1"/>
+        </w:numPr>
+        <w:spacing w:before="0" w:after="60" w:line="276" w:lineRule="auto"/>
+        <w:ind w:left="360" w:hanging="360"/>
+      </w:pPr>
+      <w:r>
+        <w:rPr>
+          <w:rFonts w:eastAsia="Yu Gothic"/>
+          <w:b/>
+        </w:rPr>
+        <w:t xml:space="preserve">apagada y con el borde de rayas</w:t>
+      </w:r>
+      <w:r>
+        <w:rPr>
+          <w:rFonts w:eastAsia="Yu Gothic"/>
+        </w:rPr>
+        <w:t xml:space="preserve">: ese carácter no es la respuesta de ningún hueco. Descártalo.</w:t>
+      </w:r>
+    </w:p>
+    <w:p>
+      <w:pPr>
+        <w:pStyle w:val="ListParagraph"/>
+        <w:numPr>
+          <w:ilvl w:val="0"/>
+          <w:numId w:val="1"/>
+        </w:numPr>
+        <w:spacing w:before="0" w:after="60" w:line="276" w:lineRule="auto"/>
+        <w:ind w:left="360" w:hanging="360"/>
+      </w:pPr>
+      <w:r>
+        <w:rPr>
+          <w:rFonts w:eastAsia="Yu Gothic"/>
+          <w:b/>
+        </w:rPr>
+        <w:t xml:space="preserve">en ámbar, sin apagar</w:t>
+      </w:r>
+      <w:r>
+        <w:rPr>
+          <w:rFonts w:eastAsia="Yu Gothic"/>
+        </w:rPr>
+        <w:t xml:space="preserve">: ese carácter </w:t>
+      </w:r>
+      <w:r>
+        <w:rPr>
+          <w:rFonts w:eastAsia="Yu Gothic"/>
+          <w:b/>
+        </w:rPr>
+        <w:t xml:space="preserve">sí</w:t>
+      </w:r>
+      <w:r>
+        <w:rPr>
+          <w:rFonts w:eastAsia="Yu Gothic"/>
+        </w:rPr>
+        <w:t xml:space="preserve"> es una de las respuestas, pero lo pusiste en el hueco equivocado. Vuelve a colocarlo en otro sitio y la marca desaparece.</w:t>
+      </w:r>
+    </w:p>
+    <w:p>
+      <w:pPr>
+        <w:spacing w:before="0" w:after="120" w:line="276" w:lineRule="auto"/>
+      </w:pPr>
+      <w:r>
+        <w:rPr>
+          <w:rFonts w:eastAsia="Yu Gothic"/>
+        </w:rPr>
+        <w:t xml:space="preserve">La diferencia importa: si las dos se apagaran igual, la propia pista te haría descartar un carácter que era correcto.</w:t>
+      </w:r>
     </w:p>
     <w:p>
       <w:pPr>

--- a/Documentación/Manual de usuario.docx
+++ b/Documentación/Manual de usuario.docx
@@ -2839,6 +2839,74 @@
         <w:rPr>
           <w:rFonts w:eastAsia="Yu Gothic"/>
         </w:rPr>
+        <w:t xml:space="preserve">Al elegir las lecciones hay tres ayudas, todas opcionales: </w:t>
+      </w:r>
+      <w:r>
+        <w:rPr>
+          <w:rFonts w:eastAsia="Yu Gothic"/>
+          <w:b/>
+        </w:rPr>
+        <w:t xml:space="preserve">2 casillas para calcar</w:t>
+      </w:r>
+      <w:r>
+        <w:rPr>
+          <w:rFonts w:eastAsia="Yu Gothic"/>
+        </w:rPr>
+        <w:t xml:space="preserve"> (el kanji entero en gris muy claro, para copiarlo antes de soltarse), </w:t>
+      </w:r>
+      <w:r>
+        <w:rPr>
+          <w:rFonts w:eastAsia="Yu Gothic"/>
+          <w:b/>
+        </w:rPr>
+        <w:t xml:space="preserve">una fila más para repetir</w:t>
+      </w:r>
+      <w:r>
+        <w:rPr>
+          <w:rFonts w:eastAsia="Yu Gothic"/>
+        </w:rPr>
+        <w:t xml:space="preserve"> (añade una fila entera a TODO kanji, sin excepción) e </w:t>
+      </w:r>
+      <w:r>
+        <w:rPr>
+          <w:rFonts w:eastAsia="Yu Gothic"/>
+          <w:b/>
+        </w:rPr>
+        <w:t xml:space="preserve">igualar los de una sola fila</w:t>
+      </w:r>
+      <w:r>
+        <w:rPr>
+          <w:rFonts w:eastAsia="Yu Gothic"/>
+        </w:rPr>
+        <w:t xml:space="preserve"> (añade una fila solo al kanji que se quedaría en una sola, para que la hoja no salga dispareja entre los de pocos y muchos trazos).</w:t>
+      </w:r>
+    </w:p>
+    <w:p>
+      <w:pPr>
+        <w:spacing w:before="0" w:after="120" w:line="276" w:lineRule="auto"/>
+      </w:pPr>
+      <w:r>
+        <w:rPr>
+          <w:rFonts w:eastAsia="Yu Gothic"/>
+          <w:b/>
+        </w:rPr>
+        <w:t xml:space="preserve">Siempre tienes al menos seis casillas en blanco</w:t>
+      </w:r>
+      <w:r>
+        <w:rPr>
+          <w:rFonts w:eastAsia="Yu Gothic"/>
+        </w:rPr>
+        <w:t xml:space="preserve"> por carácter, también en el papel: la fila son once casillas y un kanji de muchos trazos se las comía casi todas —con diez trazos no quedaba ninguna donde practicar—, así que si faltan se añade una fila entera más, solo para ese kanji.</w:t>
+      </w:r>
+    </w:p>
+    <w:p>
+      <w:pPr>
+        <w:spacing w:before="0" w:after="120" w:line="276" w:lineRule="auto"/>
+      </w:pPr>
+      <w:r>
+        <w:rPr>
+          <w:rFonts w:eastAsia="Yu Gothic"/>
+        </w:rPr>
         <w:t xml:space="preserve">Con la hoja delante, el botón </w:t>
       </w:r>
       <w:r>
@@ -2912,30 +2980,6 @@
       <w:r>
         <w:rPr>
           <w:rFonts w:eastAsia="Yu Gothic"/>
-        </w:rPr>
-        <w:t xml:space="preserve">Al escribir </w:t>
-      </w:r>
-      <w:r>
-        <w:rPr>
-          <w:rFonts w:eastAsia="Yu Gothic"/>
-          <w:b/>
-        </w:rPr>
-        <w:t xml:space="preserve">siempre tienes al menos seis casillas en blanco</w:t>
-      </w:r>
-      <w:r>
-        <w:rPr>
-          <w:rFonts w:eastAsia="Yu Gothic"/>
-        </w:rPr>
-        <w:t xml:space="preserve"> por carácter. En la hoja de papel son once por fila, y en un kanji de muchos trazos la progresión se las comía casi todas: con diez trazos no quedaba ninguna donde practicar. En pantalla se añaden las que falten, y se completa el último renglón para que no quede a medias.</w:t>
-      </w:r>
-    </w:p>
-    <w:p>
-      <w:pPr>
-        <w:spacing w:before="0" w:after="120" w:line="276" w:lineRule="auto"/>
-      </w:pPr>
-      <w:r>
-        <w:rPr>
-          <w:rFonts w:eastAsia="Yu Gothic"/>
           <w:b/>
         </w:rPr>
         <w:t xml:space="preserve">En el móvil</w:t>
@@ -2959,57 +3003,6 @@
         </w:rPr>
         <w:t xml:space="preserve"> de sus casillas en vez de al lado, para que estas cojan el ancho entero de la pantalla y salgan a un tamaño en el que de verdad se pueda escribir con el dedo.</w:t>
       </w:r>
-    </w:p>
-    <w:tbl>
-      <w:tblPr>
-        <w:tblW w:w="9026" w:type="dxa"/>
-        <w:tblBorders>
-          <w:top w:val="single" w:sz="6" w:space="0" w:color="E0B84C"/>
-          <w:left w:val="single" w:sz="6" w:space="0" w:color="E0B84C"/>
-          <w:bottom w:val="single" w:sz="6" w:space="0" w:color="E0B84C"/>
-          <w:right w:val="single" w:sz="6" w:space="0" w:color="E0B84C"/>
-        </w:tblBorders>
-        <w:tblCellMar>
-          <w:top w:w="120" w:type="dxa"/>
-          <w:left w:w="160" w:type="dxa"/>
-          <w:bottom w:w="120" w:type="dxa"/>
-          <w:right w:w="160" w:type="dxa"/>
-        </w:tblCellMar>
-      </w:tblPr>
-      <w:tblGrid>
-        <w:gridCol w:w="9026"/>
-      </w:tblGrid>
-      <w:tr>
-        <w:tc>
-          <w:tcPr>
-            <w:tcW w:w="9026" w:type="dxa"/>
-            <w:shd w:val="clear" w:color="auto" w:fill="FFF4CE"/>
-          </w:tcPr>
-          <w:p>
-            <w:pPr>
-              <w:spacing w:before="0" w:after="0" w:line="276" w:lineRule="auto"/>
-            </w:pPr>
-            <w:r>
-              <w:rPr>
-                <w:rFonts w:eastAsia="Yu Gothic"/>
-                <w:b/>
-              </w:rPr>
-              <w:t xml:space="preserve">La hoja impresa no cambia.</w:t>
-            </w:r>
-            <w:r>
-              <w:rPr>
-                <w:rFonts w:eastAsia="Yu Gothic"/>
-              </w:rPr>
-              <w:t xml:space="preserve"> Todo esto vive solo en la pantalla: si le das a imprimir, sale la hoja en blanco de siempre para rellenarla a boli.</w:t>
-            </w:r>
-          </w:p>
-        </w:tc>
-      </w:tr>
-    </w:tbl>
-    <w:p>
-      <w:pPr>
-        <w:spacing w:before="0" w:after="60" w:line="276" w:lineRule="auto"/>
-      </w:pPr>
     </w:p>
     <w:p>
       <w:pPr>

--- a/Documentación/Manual de usuario.docx
+++ b/Documentación/Manual de usuario.docx
@@ -704,6 +704,43 @@
       <w:pPr>
         <w:spacing w:before="0" w:after="60" w:line="276" w:lineRule="auto"/>
       </w:pPr>
+    </w:p>
+    <w:p>
+      <w:pPr>
+        <w:spacing w:before="0" w:after="120" w:line="276" w:lineRule="auto"/>
+      </w:pPr>
+      <w:r>
+        <w:rPr>
+          <w:rFonts w:eastAsia="Yu Gothic"/>
+        </w:rPr>
+        <w:t xml:space="preserve">Lo de arriba no cambia. Lo único que sale de tu navegador —y solo en </w:t>
+      </w:r>
+      <w:r>
+        <w:rPr>
+          <w:rFonts w:ascii="Consolas" w:hAnsi="Consolas" w:eastAsia="Yu Gothic"/>
+          <w:color w:val="1F4E79"/>
+        </w:rPr>
+        <w:t xml:space="preserve">estudiajapones.com</w:t>
+      </w:r>
+      <w:r>
+        <w:rPr>
+          <w:rFonts w:eastAsia="Yu Gothic"/>
+        </w:rPr>
+        <w:t xml:space="preserve">, y solo si tú lo aceptas la primera vez que entras— son estadísticas de uso anónimas con Google Analytics, para saber qué mejorar. Puedes decir que no, y puedes cambiar de opinión cuando quieras con el botón 🍪 de la esquina. Todos los detalles, en la política de privacidad: </w:t>
+      </w:r>
+      <w:r>
+        <w:rPr>
+          <w:rFonts w:ascii="Consolas" w:hAnsi="Consolas" w:eastAsia="Yu Gothic"/>
+          <w:color w:val="1F4E79"/>
+        </w:rPr>
+        <w:t xml:space="preserve">estudiajapones.com/politica-privacidad.html</w:t>
+      </w:r>
+      <w:r>
+        <w:rPr>
+          <w:rFonts w:eastAsia="Yu Gothic"/>
+        </w:rPr>
+        <w:t xml:space="preserve">.</w:t>
+      </w:r>
     </w:p>
     <w:p>
       <w:r>

--- a/Documentación/Manual de usuario.docx
+++ b/Documentación/Manual de usuario.docx
@@ -3669,6 +3669,96 @@
         </w:rPr>
         <w:t xml:space="preserve">.</w:t>
       </w:r>
+    </w:p>
+    <w:tbl>
+      <w:tblPr>
+        <w:tblW w:w="9026" w:type="dxa"/>
+        <w:tblBorders>
+          <w:top w:val="single" w:sz="6" w:space="0" w:color="E0B84C"/>
+          <w:left w:val="single" w:sz="6" w:space="0" w:color="E0B84C"/>
+          <w:bottom w:val="single" w:sz="6" w:space="0" w:color="E0B84C"/>
+          <w:right w:val="single" w:sz="6" w:space="0" w:color="E0B84C"/>
+        </w:tblBorders>
+        <w:tblCellMar>
+          <w:top w:w="120" w:type="dxa"/>
+          <w:left w:w="160" w:type="dxa"/>
+          <w:bottom w:w="120" w:type="dxa"/>
+          <w:right w:w="160" w:type="dxa"/>
+        </w:tblCellMar>
+      </w:tblPr>
+      <w:tblGrid>
+        <w:gridCol w:w="9026"/>
+      </w:tblGrid>
+      <w:tr>
+        <w:tc>
+          <w:tcPr>
+            <w:tcW w:w="9026" w:type="dxa"/>
+            <w:shd w:val="clear" w:color="auto" w:fill="FFF4CE"/>
+          </w:tcPr>
+          <w:p>
+            <w:pPr>
+              <w:spacing w:before="0" w:after="0" w:line="276" w:lineRule="auto"/>
+            </w:pPr>
+            <w:r>
+              <w:rPr>
+                <w:rFonts w:eastAsia="Yu Gothic"/>
+                <w:b/>
+              </w:rPr>
+              <w:t xml:space="preserve">La voz lee la palabra, no una lectura cualquiera.</w:t>
+            </w:r>
+            <w:r>
+              <w:rPr>
+                <w:rFonts w:eastAsia="Yu Gothic"/>
+              </w:rPr>
+              <w:t xml:space="preserve"> Un kanji solo no se pronuncia con cualquiera de sus lecturas: 車 solo es </w:t>
+            </w:r>
+            <w:r>
+              <w:rPr>
+                <w:rFonts w:eastAsia="Yu Gothic"/>
+                <w:b/>
+              </w:rPr>
+              <w:t xml:space="preserve">kuruma</w:t>
+            </w:r>
+            <w:r>
+              <w:rPr>
+                <w:rFonts w:eastAsia="Yu Gothic"/>
+              </w:rPr>
+              <w:t xml:space="preserve">, y </w:t>
+            </w:r>
+            <w:r>
+              <w:rPr>
+                <w:rFonts w:eastAsia="Yu Gothic"/>
+                <w:i/>
+              </w:rPr>
+              <w:t xml:space="preserve">sha</w:t>
+            </w:r>
+            <w:r>
+              <w:rPr>
+                <w:rFonts w:eastAsia="Yu Gothic"/>
+              </w:rPr>
+              <w:t xml:space="preserve"> únicamente aparece dentro de una palabra como 電車. Por eso, cuando sale un kanji suelto, la app dice su palabra. En </w:t>
+            </w:r>
+            <w:r>
+              <w:rPr>
+                <w:rFonts w:eastAsia="Yu Gothic"/>
+                <w:b/>
+              </w:rPr>
+              <w:t xml:space="preserve">Lectura del kanji</w:t>
+            </w:r>
+            <w:r>
+              <w:rPr>
+                <w:rFonts w:eastAsia="Yu Gothic"/>
+              </w:rPr>
+              <w:t xml:space="preserve"> se siguen aceptando las dos, pero al corregir te las enseña marcadas: «kuruma (como palabra) · sha (en compuestos)».</w:t>
+            </w:r>
+          </w:p>
+        </w:tc>
+      </w:tr>
+    </w:tbl>
+    <w:p>
+      <w:pPr>
+        <w:spacing w:before="0" w:after="60" w:line="276" w:lineRule="auto"/>
+      </w:pPr>
     </w:p>
     <w:tbl>
       <w:tblPr>

--- a/Documentación/Manual de usuario.docx
+++ b/Documentación/Manual de usuario.docx
@@ -4617,6 +4617,264 @@
       <w:pPr>
         <w:spacing w:before="0" w:after="60" w:line="276" w:lineRule="auto"/>
       </w:pPr>
+    </w:p>
+    <w:p>
+      <w:pPr>
+        <w:pStyle w:val="Heading3"/>
+        <w:spacing w:before="200" w:after="120"/>
+      </w:pPr>
+      <w:r>
+        <w:rPr>
+          <w:rFonts w:eastAsia="Yu Gothic"/>
+        </w:rPr>
+        <w:t xml:space="preserve">Corregir una palabra sobre la marcha</w:t>
+      </w:r>
+    </w:p>
+    <w:p>
+      <w:pPr>
+        <w:spacing w:before="0" w:after="120" w:line="276" w:lineRule="auto"/>
+      </w:pPr>
+      <w:r>
+        <w:rPr>
+          <w:rFonts w:eastAsia="Yu Gothic"/>
+        </w:rPr>
+        <w:t xml:space="preserve">Si ves una lectura o una traducción que no te cuadran —tuya o de las que trae la app— </w:t>
+      </w:r>
+      <w:r>
+        <w:rPr>
+          <w:rFonts w:eastAsia="Yu Gothic"/>
+          <w:b/>
+        </w:rPr>
+        <w:t xml:space="preserve">no hace falta ir al editor</w:t>
+      </w:r>
+      <w:r>
+        <w:rPr>
+          <w:rFonts w:eastAsia="Yu Gothic"/>
+        </w:rPr>
+        <w:t xml:space="preserve">. Pulsa el lápiz ✎ que hay en cada palabra de la ficha del kanji, o el enlace </w:t>
+      </w:r>
+      <w:r>
+        <w:rPr>
+          <w:rFonts w:eastAsia="Yu Gothic"/>
+          <w:b/>
+        </w:rPr>
+        <w:t xml:space="preserve">«¿Está mal esta palabra? Corrígela»</w:t>
+      </w:r>
+      <w:r>
+        <w:rPr>
+          <w:rFonts w:eastAsia="Yu Gothic"/>
+        </w:rPr>
+        <w:t xml:space="preserve"> que sale en el juego después de contestar.</w:t>
+      </w:r>
+    </w:p>
+    <w:p>
+      <w:pPr>
+        <w:spacing w:before="0" w:after="120" w:line="276" w:lineRule="auto"/>
+      </w:pPr>
+      <w:r>
+        <w:rPr>
+          <w:rFonts w:eastAsia="Yu Gothic"/>
+        </w:rPr>
+        <w:t xml:space="preserve">Lo que guardes ahí </w:t>
+      </w:r>
+      <w:r>
+        <w:rPr>
+          <w:rFonts w:eastAsia="Yu Gothic"/>
+          <w:b/>
+        </w:rPr>
+        <w:t xml:space="preserve">manda sobre todo</w:t>
+      </w:r>
+      <w:r>
+        <w:rPr>
+          <w:rFonts w:eastAsia="Yu Gothic"/>
+        </w:rPr>
+        <w:t xml:space="preserve">: sobre tu vocabulario y sobre el de la app, y se nota al momento en la ficha, la hoja imprimible, el buscador, el juego y el examen.</w:t>
+      </w:r>
+    </w:p>
+    <w:p>
+      <w:pPr>
+        <w:pStyle w:val="ListParagraph"/>
+        <w:numPr>
+          <w:ilvl w:val="0"/>
+          <w:numId w:val="1"/>
+        </w:numPr>
+        <w:spacing w:before="0" w:after="60" w:line="276" w:lineRule="auto"/>
+        <w:ind w:left="360" w:hanging="360"/>
+      </w:pPr>
+      <w:r>
+        <w:rPr>
+          <w:rFonts w:eastAsia="Yu Gothic"/>
+        </w:rPr>
+        <w:t xml:space="preserve">La palabra no se toca: cambiarla sería otra palabra. Se corrigen la lectura y el significado.</w:t>
+      </w:r>
+    </w:p>
+    <w:p>
+      <w:pPr>
+        <w:pStyle w:val="ListParagraph"/>
+        <w:numPr>
+          <w:ilvl w:val="0"/>
+          <w:numId w:val="1"/>
+        </w:numPr>
+        <w:spacing w:before="0" w:after="60" w:line="276" w:lineRule="auto"/>
+        <w:ind w:left="360" w:hanging="360"/>
+      </w:pPr>
+      <w:r>
+        <w:rPr>
+          <w:rFonts w:eastAsia="Yu Gothic"/>
+          <w:b/>
+        </w:rPr>
+        <w:t xml:space="preserve">También sirve para añadir.</w:t>
+      </w:r>
+      <w:r>
+        <w:rPr>
+          <w:rFonts w:eastAsia="Yu Gothic"/>
+        </w:rPr>
+        <w:t xml:space="preserve"> Si el kanji no tiene ninguna palabra suelta —le pasaba a 二—, el cuadro sale relleno con lo que la app diría, y al guardarlo pasa a ser su palabra: es lo que arregla la pronunciación.</w:t>
+      </w:r>
+    </w:p>
+    <w:p>
+      <w:pPr>
+        <w:pStyle w:val="ListParagraph"/>
+        <w:numPr>
+          <w:ilvl w:val="0"/>
+          <w:numId w:val="1"/>
+        </w:numPr>
+        <w:spacing w:before="0" w:after="60" w:line="276" w:lineRule="auto"/>
+        <w:ind w:left="360" w:hanging="360"/>
+      </w:pPr>
+      <w:r>
+        <w:rPr>
+          <w:rFonts w:eastAsia="Yu Gothic"/>
+        </w:rPr>
+        <w:t xml:space="preserve">Para deshacer una corrección, ábrela otra vez y pulsa </w:t>
+      </w:r>
+      <w:r>
+        <w:rPr>
+          <w:rFonts w:eastAsia="Yu Gothic"/>
+          <w:b/>
+        </w:rPr>
+        <w:t xml:space="preserve">Quitar mi corrección</w:t>
+      </w:r>
+      <w:r>
+        <w:rPr>
+          <w:rFonts w:eastAsia="Yu Gothic"/>
+        </w:rPr>
+        <w:t xml:space="preserve">; vuelve lo que había.</w:t>
+      </w:r>
+    </w:p>
+    <w:tbl>
+      <w:tblPr>
+        <w:tblW w:w="9026" w:type="dxa"/>
+        <w:tblBorders>
+          <w:top w:val="single" w:sz="6" w:space="0" w:color="E0B84C"/>
+          <w:left w:val="single" w:sz="6" w:space="0" w:color="E0B84C"/>
+          <w:bottom w:val="single" w:sz="6" w:space="0" w:color="E0B84C"/>
+          <w:right w:val="single" w:sz="6" w:space="0" w:color="E0B84C"/>
+        </w:tblBorders>
+        <w:tblCellMar>
+          <w:top w:w="120" w:type="dxa"/>
+          <w:left w:w="160" w:type="dxa"/>
+          <w:bottom w:w="120" w:type="dxa"/>
+          <w:right w:w="160" w:type="dxa"/>
+        </w:tblCellMar>
+      </w:tblPr>
+      <w:tblGrid>
+        <w:gridCol w:w="9026"/>
+      </w:tblGrid>
+      <w:tr>
+        <w:tc>
+          <w:tcPr>
+            <w:tcW w:w="9026" w:type="dxa"/>
+            <w:shd w:val="clear" w:color="auto" w:fill="FFF4CE"/>
+          </w:tcPr>
+          <w:p>
+            <w:pPr>
+              <w:spacing w:before="0" w:after="0" w:line="276" w:lineRule="auto"/>
+            </w:pPr>
+            <w:r>
+              <w:rPr>
+                <w:rFonts w:eastAsia="Yu Gothic"/>
+                <w:b/>
+              </w:rPr>
+              <w:t xml:space="preserve">Tus correcciones no viven dentro del libro</w:t>
+            </w:r>
+            <w:r>
+              <w:rPr>
+                <w:rFonts w:eastAsia="Yu Gothic"/>
+              </w:rPr>
+              <w:t xml:space="preserve">, sino aparte, y por un motivo concreto: el libro se sustituye entero cuando cargas una copia de seguridad o importas otro temario. Si estuvieran dentro, cada importación se llevaría por delante todo lo que hubieras arreglado. Van en la copia de seguridad, y las ves todas juntas en la tercera pestaña del editor, </w:t>
+            </w:r>
+            <w:r>
+              <w:rPr>
+                <w:rFonts w:eastAsia="Yu Gothic"/>
+                <w:b/>
+              </w:rPr>
+              <w:t xml:space="preserve">Mis correcciones</w:t>
+            </w:r>
+            <w:r>
+              <w:rPr>
+                <w:rFonts w:eastAsia="Yu Gothic"/>
+              </w:rPr>
+              <w:t xml:space="preserve">.</w:t>
+            </w:r>
+          </w:p>
+        </w:tc>
+      </w:tr>
+    </w:tbl>
+    <w:p>
+      <w:pPr>
+        <w:spacing w:before="0" w:after="60" w:line="276" w:lineRule="auto"/>
+      </w:pPr>
+    </w:p>
+    <w:p>
+      <w:pPr>
+        <w:spacing w:before="0" w:after="120" w:line="276" w:lineRule="auto"/>
+      </w:pPr>
+      <w:r>
+        <w:rPr>
+          <w:rFonts w:eastAsia="Yu Gothic"/>
+        </w:rPr>
+        <w:t xml:space="preserve">Y si la corrección le sirve a todo el mundo, el mismo cuadro tiene </w:t>
+      </w:r>
+      <w:r>
+        <w:rPr>
+          <w:rFonts w:eastAsia="Yu Gothic"/>
+          <w:b/>
+        </w:rPr>
+        <w:t xml:space="preserve">«Proponer también para la web…»</w:t>
+      </w:r>
+      <w:r>
+        <w:rPr>
+          <w:rFonts w:eastAsia="Yu Gothic"/>
+        </w:rPr>
+        <w:t xml:space="preserve">: abre una incidencia de GitHub ya escrita, con lo que dice ahora y lo que propones. </w:t>
+      </w:r>
+      <w:r>
+        <w:rPr>
+          <w:rFonts w:eastAsia="Yu Gothic"/>
+          <w:b/>
+        </w:rPr>
+        <w:t xml:space="preserve">La envías tú</w:t>
+      </w:r>
+      <w:r>
+        <w:rPr>
+          <w:rFonts w:eastAsia="Yu Gothic"/>
+        </w:rPr>
+        <w:t xml:space="preserve">, viendo lo que mandas — la app no manda nada por su cuenta. Al lado hay un </w:t>
+      </w:r>
+      <w:r>
+        <w:rPr>
+          <w:rFonts w:eastAsia="Yu Gothic"/>
+          <w:b/>
+        </w:rPr>
+        <w:t xml:space="preserve">copiar</w:t>
+      </w:r>
+      <w:r>
+        <w:rPr>
+          <w:rFonts w:eastAsia="Yu Gothic"/>
+        </w:rPr>
+        <w:t xml:space="preserve"> por si prefieres mandarlo por otro sitio.</w:t>
+      </w:r>
     </w:p>
     <w:p>
       <w:r>
